--- a/courses/foundations-constitutional-government/BUILD/unit1/deliverables/Unit1_Cover_Student_Workbook.docx
+++ b/courses/foundations-constitutional-government/BUILD/unit1/deliverables/Unit1_Cover_Student_Workbook.docx
@@ -56,7 +56,7 @@
                 <w:caps/>
                 <w:rFonts w:ascii="Calibri" w:cs="Calibri" w:eastAsia="Calibri" w:hAnsi="Calibri"/>
               </w:rPr>
-              <w:t xml:space="preserve">HISTORY HACK™</w:t>
+              <w:t xml:space="preserve">GOVERNMENT HACK™</w:t>
             </w:r>
           </w:p>
           <w:tbl>
@@ -699,7 +699,7 @@
                 <w:caps/>
                 <w:rFonts w:ascii="Calibri" w:cs="Calibri" w:eastAsia="Calibri" w:hAnsi="Calibri"/>
               </w:rPr>
-              <w:t xml:space="preserve">U.S. HISTORY HACK™   </w:t>
+              <w:t xml:space="preserve">U.S. GOVERNMENT HACK™   </w:t>
             </w:r>
             <w:r>
               <w:rPr>
@@ -837,7 +837,7 @@
                 <w:caps/>
                 <w:rFonts w:ascii="Calibri" w:cs="Calibri" w:eastAsia="Calibri" w:hAnsi="Calibri"/>
               </w:rPr>
-              <w:t xml:space="preserve">U.S. HISTORY HACK™</w:t>
+              <w:t xml:space="preserve">U.S. GOVERNMENT HACK™</w:t>
             </w:r>
           </w:p>
           <w:p>
@@ -1680,7 +1680,7 @@
           <w:caps w:val="false"/>
           <w:rFonts w:ascii="Calibri" w:cs="Calibri" w:eastAsia="Calibri" w:hAnsi="Calibri"/>
         </w:rPr>
-        <w:t xml:space="preserve">Part of the History Hack™ Course Standard series — a complete, standards-aligned system: Student Workbook · Teacher Edition · Student &amp; Teacher Slide Decks · Graphic Organizer Toolkit · Unit Assessment Book.</w:t>
+        <w:t xml:space="preserve">Part of the Government Hack™ Course Standard series — a complete, standards-aligned system: Student Workbook · Teacher Edition · Student &amp; Teacher Slide Decks · Graphic Organizer Toolkit · Unit Assessment Book.</w:t>
       </w:r>
     </w:p>
     <w:tbl>
@@ -1754,7 +1754,7 @@
                 <w:caps w:val="false"/>
                 <w:rFonts w:ascii="Calibri" w:cs="Calibri" w:eastAsia="Calibri" w:hAnsi="Calibri"/>
               </w:rPr>
-              <w:t xml:space="preserve">History Hack™  ·  Course Standard (Platinum) Edition  ·  Student Edition</w:t>
+              <w:t xml:space="preserve">Government Hack™  ·  Course Standard (Platinum) Edition  ·  Student Edition</w:t>
             </w:r>
           </w:p>
           <w:p>
@@ -1774,7 +1774,7 @@
                 <w:caps w:val="false"/>
                 <w:rFonts w:ascii="Calibri" w:cs="Calibri" w:eastAsia="Calibri" w:hAnsi="Calibri"/>
               </w:rPr>
-              <w:t xml:space="preserve">© 2026 TroopToTeacher Technologies LLC. All rights reserved. History Hack™ is a trademark of TroopToTeacher Technologies LLC. No part of this book may be reproduced without written permission, except as licensed for classroom use.</w:t>
+              <w:t xml:space="preserve">© 2026 TroopToTeacher Technologies LLC. All rights reserved. Government Hack™ is a trademark of TroopToTeacher Technologies LLC. No part of this book may be reproduced without written permission, except as licensed for classroom use.</w:t>
             </w:r>
           </w:p>
           <w:p>
@@ -2119,7 +2119,7 @@
                 <w:caps w:val="false"/>
                 <w:rFonts w:ascii="Calibri" w:cs="Calibri" w:eastAsia="Calibri" w:hAnsi="Calibri"/>
               </w:rPr>
-              <w:t xml:space="preserve">History Hack™ — Unit 1: Foundations of Constitutional Government · Student Workbook</w:t>
+              <w:t xml:space="preserve">Government Hack™ — Unit 1: Foundations of Constitutional Government · Student Workbook</w:t>
             </w:r>
           </w:p>
         </w:tc>
@@ -2213,7 +2213,7 @@
                 <w:caps w:val="false"/>
                 <w:rFonts w:ascii="Calibri" w:cs="Calibri" w:eastAsia="Calibri" w:hAnsi="Calibri"/>
               </w:rPr>
-              <w:t xml:space="preserve">History Hack™ Course Standard (Platinum) Edition</w:t>
+              <w:t xml:space="preserve">Government Hack™ Course Standard (Platinum) Edition</w:t>
             </w:r>
           </w:p>
         </w:tc>
@@ -3290,7 +3290,7 @@
           <w:caps w:val="false"/>
           <w:rFonts w:ascii="Calibri" w:cs="Calibri" w:eastAsia="Calibri" w:hAnsi="Calibri"/>
         </w:rPr>
-        <w:t xml:space="preserve">History Hack™ turns a full unit of high-school Government &amp; Civics into one student-ready workbook that reaches every learner without lowering the bar. Built on Universal Design for Learning (UDL 3.0) and Multi-Tiered Systems of Support (MTSS), each of each of the nine standards moves from a core lesson to Cornell notes paired with the slide deck, real National-Archives primary sources analyzed with HIPPO, evidence-based writing on a 6-point CER rubric, and a formative Exit Ticket with a built-in reteach path. Standards-aligned, DOK-balanced, and standards-aligned — with a companion Assessment Book of two parallel forms. Unit 1 covers the Foundations of Constitutional Government (the roots, framing, and ratification of the U.S. Constitution).</w:t>
+        <w:t xml:space="preserve">Government Hack™ turns a full unit of high-school Government &amp; Civics into one student-ready workbook that reaches every learner without lowering the bar. Built on Universal Design for Learning (UDL 3.0) and Multi-Tiered Systems of Support (MTSS), each of each of the nine standards moves from a core lesson to Cornell notes paired with the slide deck, real National-Archives primary sources analyzed with HIPPO, evidence-based writing on a 6-point CER rubric, and a formative Exit Ticket with a built-in reteach path. Standards-aligned, DOK-balanced, and standards-aligned — with a companion Assessment Book of two parallel forms. Unit 1 covers the Foundations of Constitutional Government (the roots, framing, and ratification of the U.S. Constitution).</w:t>
       </w:r>
     </w:p>
     <w:sectPr>

--- a/courses/foundations-constitutional-government/BUILD/unit1/deliverables/Unit1_Cover_Student_Workbook.docx
+++ b/courses/foundations-constitutional-government/BUILD/unit1/deliverables/Unit1_Cover_Student_Workbook.docx
@@ -56,7 +56,7 @@
                 <w:caps/>
                 <w:rFonts w:ascii="Calibri" w:cs="Calibri" w:eastAsia="Calibri" w:hAnsi="Calibri"/>
               </w:rPr>
-              <w:t xml:space="preserve">GOVERNMENT HACK™</w:t>
+              <w:t xml:space="preserve">Government Hack™</w:t>
             </w:r>
           </w:p>
           <w:tbl>
@@ -147,8 +147,8 @@
                 <w:i w:val="false"/>
                 <w:iCs w:val="false"/>
                 <w:color w:val="FFFFFF"/>
-                <w:sz w:val="40"/>
-                <w:szCs w:val="40"/>
+                <w:sz w:val="54"/>
+                <w:szCs w:val="54"/>
                 <w:caps/>
                 <w:rFonts w:ascii="Calibri" w:cs="Calibri" w:eastAsia="Calibri" w:hAnsi="Calibri"/>
               </w:rPr>
@@ -167,8 +167,8 @@
                 <w:i w:val="false"/>
                 <w:iCs w:val="false"/>
                 <w:color w:val="C89B3C"/>
-                <w:sz w:val="40"/>
-                <w:szCs w:val="40"/>
+                <w:sz w:val="54"/>
+                <w:szCs w:val="54"/>
                 <w:caps/>
                 <w:rFonts w:ascii="Calibri" w:cs="Calibri" w:eastAsia="Calibri" w:hAnsi="Calibri"/>
               </w:rPr>
@@ -216,12 +216,13 @@
                 <w:caps w:val="false"/>
                 <w:rFonts w:ascii="Calibri" w:cs="Calibri" w:eastAsia="Calibri" w:hAnsi="Calibri"/>
               </w:rPr>
-              <w:t xml:space="preserve">  Unit 1  ·  High-School Government &amp; Civics  ·  Standards-Aligned  </w:t>
-            </w:r>
-          </w:p>
-          <w:p>
-            <w:pPr>
-              <w:spacing w:after="120"/>
+              <w:t xml:space="preserve">  Unit 1  ·  High-School U.S. Government &amp; Civics  ·  Standards-Aligned  </w:t>
+            </w:r>
+          </w:p>
+          <w:p>
+            <w:pPr>
+              <w:spacing w:before="120" w:after="120"/>
+              <w:jc w:val="center"/>
             </w:pPr>
             <w:r>
               <w:rPr>
@@ -230,11 +231,12 @@
                 <w:i w:val="false"/>
                 <w:iCs w:val="false"/>
                 <w:color w:val="1A1A1A"/>
-                <w:sz w:val="2"/>
-                <w:szCs w:val="2"/>
-                <w:caps w:val="false"/>
-                <w:rFonts w:ascii="Calibri" w:cs="Calibri" w:eastAsia="Calibri" w:hAnsi="Calibri"/>
-              </w:rPr>
+                <w:sz w:val="10"/>
+                <w:szCs w:val="10"/>
+                <w:caps w:val="false"/>
+                <w:rFonts w:ascii="Calibri" w:cs="Calibri" w:eastAsia="Calibri" w:hAnsi="Calibri"/>
+              </w:rPr>
+              <w:t xml:space="preserve"> </w:t>
             </w:r>
           </w:p>
           <w:tbl>
@@ -699,7 +701,7 @@
                 <w:caps/>
                 <w:rFonts w:ascii="Calibri" w:cs="Calibri" w:eastAsia="Calibri" w:hAnsi="Calibri"/>
               </w:rPr>
-              <w:t xml:space="preserve">U.S. GOVERNMENT HACK™   </w:t>
+              <w:t xml:space="preserve">Government Hack™   </w:t>
             </w:r>
             <w:r>
               <w:rPr>
@@ -837,7 +839,7 @@
                 <w:caps/>
                 <w:rFonts w:ascii="Calibri" w:cs="Calibri" w:eastAsia="Calibri" w:hAnsi="Calibri"/>
               </w:rPr>
-              <w:t xml:space="preserve">U.S. GOVERNMENT HACK™</w:t>
+              <w:t xml:space="preserve">Government Hack™</w:t>
             </w:r>
           </w:p>
           <w:p>
@@ -1165,7 +1167,7 @@
           <w:caps w:val="false"/>
           <w:rFonts w:ascii="Calibri" w:cs="Calibri" w:eastAsia="Calibri" w:hAnsi="Calibri"/>
         </w:rPr>
-        <w:t xml:space="preserve">Photographs, political cartoons, and maps from the National Archives, the Library of Congress, and the Avalon Project — analyzed with the HIPPO routine — every source documented to Chicago style.</w:t>
+        <w:t xml:space="preserve">Photographs, political cartoons, and maps from the Library of Congress and National Archives — analyzed with the HIPPO routine — every source documented to Chicago style.</w:t>
       </w:r>
     </w:p>
     <w:p>
@@ -1247,7 +1249,7 @@
           <w:caps w:val="false"/>
           <w:rFonts w:ascii="Calibri" w:cs="Calibri" w:eastAsia="Calibri" w:hAnsi="Calibri"/>
         </w:rPr>
-        <w:t xml:space="preserve">Standards-aligned &amp; standards-aligned.  </w:t>
+        <w:t xml:space="preserve">Standards-aligned &amp; TCAP-ready.  </w:t>
       </w:r>
       <w:r>
         <w:rPr>
@@ -1281,7 +1283,7 @@
           <w:caps/>
           <w:rFonts w:ascii="Calibri" w:cs="Calibri" w:eastAsia="Calibri" w:hAnsi="Calibri"/>
         </w:rPr>
-        <w:t xml:space="preserve">INSIDE THIS UNIT — each of the nine standards</w:t>
+        <w:t xml:space="preserve">INSIDE THIS UNIT — each standard</w:t>
       </w:r>
     </w:p>
     <w:tbl>
@@ -3059,7 +3061,7 @@
                 <w:caps w:val="false"/>
                 <w:rFonts w:ascii="Calibri" w:cs="Calibri" w:eastAsia="Calibri" w:hAnsi="Calibri"/>
               </w:rPr>
-              <w:t xml:space="preserve">Grades 9–12 · Government &amp; Civics</w:t>
+              <w:t xml:space="preserve">Grades 9–12 · U.S. Government &amp; Civics</w:t>
             </w:r>
           </w:p>
         </w:tc>
@@ -3247,7 +3249,7 @@
                 <w:caps w:val="false"/>
                 <w:rFonts w:ascii="Calibri" w:cs="Calibri" w:eastAsia="Calibri" w:hAnsi="Calibri"/>
               </w:rPr>
-              <w:t xml:space="preserve">government and civics workbook, high school history, UDL curriculum, MTSS, CER writing, primary source analysis, Cornell notes, standards-aligned, Constitution, Bill of Rights, federalism, civics review</w:t>
+              <w:t xml:space="preserve">U.S. history workbook, high school history, UDL curriculum, MTSS, CER writing, primary source analysis, Cornell notes, standards-aligned, Gilded Age, industrialization, TCAP review</w:t>
             </w:r>
           </w:p>
         </w:tc>
@@ -3290,7 +3292,7 @@
           <w:caps w:val="false"/>
           <w:rFonts w:ascii="Calibri" w:cs="Calibri" w:eastAsia="Calibri" w:hAnsi="Calibri"/>
         </w:rPr>
-        <w:t xml:space="preserve">Government Hack™ turns a full unit of high-school Government &amp; Civics into one student-ready workbook that reaches every learner without lowering the bar. Built on Universal Design for Learning (UDL 3.0) and Multi-Tiered Systems of Support (MTSS), each of each of the nine standards moves from a core lesson to Cornell notes paired with the slide deck, real National-Archives primary sources analyzed with HIPPO, evidence-based writing on a 6-point CER rubric, and a formative Exit Ticket with a built-in reteach path. Standards-aligned, DOK-balanced, and standards-aligned — with a companion Assessment Book of two parallel forms. Unit 1 covers the Foundations of Constitutional Government (the roots, framing, and ratification of the U.S. Constitution).</w:t>
+        <w:t xml:space="preserve">Government Hack™ turns a full unit of high-school U.S. Government &amp; Civics into one student-ready workbook that reaches every learner without lowering the bar. Built on Universal Design for Learning (UDL 3.0) and Multi-Tiered Systems of Support (MTSS), each of each standard moves from a core lesson to Cornell notes paired with the slide deck, real cited public-domain primary sources analyzed with HIPPO, evidence-based writing on a 6-point CER rubric, and a formative Exit Ticket with a built-in reteach path. Standards-aligned, DOK-balanced, and TCAP-ready — with a companion Assessment Book of two parallel forms. Unit 1 covers the Foundations of Constitutional Government.</w:t>
       </w:r>
     </w:p>
     <w:sectPr>

--- a/courses/foundations-constitutional-government/BUILD/unit1/deliverables/Unit1_Cover_Student_Workbook.docx
+++ b/courses/foundations-constitutional-government/BUILD/unit1/deliverables/Unit1_Cover_Student_Workbook.docx
@@ -3249,7 +3249,7 @@
                 <w:caps w:val="false"/>
                 <w:rFonts w:ascii="Calibri" w:cs="Calibri" w:eastAsia="Calibri" w:hAnsi="Calibri"/>
               </w:rPr>
-              <w:t xml:space="preserve">U.S. history workbook, high school history, UDL curriculum, MTSS, CER writing, primary source analysis, Cornell notes, standards-aligned, Gilded Age, industrialization, TCAP review</w:t>
+              <w:t xml:space="preserve">U.S. Government &amp; Civics workbook, high school civics, UDL curriculum, MTSS, CER writing, primary source analysis, Cornell notes, standards-aligned, U.S. Constitution, Bill of Rights, TCAP review</w:t>
             </w:r>
           </w:p>
         </w:tc>
